--- a/THTuan04.docx
+++ b/THTuan04.docx
@@ -1,6 +1,6 @@
 
 <file path=word/document.xml><?xml version="1.0" encoding="utf-8"?>
-<w:document xmlns:wpc="http://schemas.microsoft.com/office/word/2010/wordprocessingCanvas" xmlns:mc="http://schemas.openxmlformats.org/markup-compatibility/2006" xmlns:o="urn:schemas-microsoft-com:office:office" xmlns:r="http://schemas.openxmlformats.org/officeDocument/2006/relationships" xmlns:m="http://schemas.openxmlformats.org/officeDocument/2006/math" xmlns:v="urn:schemas-microsoft-com:vml" xmlns:wp14="http://schemas.microsoft.com/office/word/2010/wordprocessingDrawing" xmlns:wp="http://schemas.openxmlformats.org/drawingml/2006/wordprocessingDrawing" xmlns:w10="urn:schemas-microsoft-com:office:word" xmlns:w="http://schemas.openxmlformats.org/wordprocessingml/2006/main" xmlns:w14="http://schemas.microsoft.com/office/word/2010/wordml" xmlns:w15="http://schemas.microsoft.com/office/word/2012/wordml" xmlns:wpg="http://schemas.microsoft.com/office/word/2010/wordprocessingGroup" xmlns:wpi="http://schemas.microsoft.com/office/word/2010/wordprocessingInk" xmlns:wne="http://schemas.microsoft.com/office/word/2006/wordml" xmlns:wps="http://schemas.microsoft.com/office/word/2010/wordprocessingShape" mc:Ignorable="w14 w15 wp14">
+<w:document xmlns:wpc="http://schemas.microsoft.com/office/word/2010/wordprocessingCanvas" xmlns:cx="http://schemas.microsoft.com/office/drawing/2014/chartex" xmlns:cx1="http://schemas.microsoft.com/office/drawing/2015/9/8/chartex" xmlns:cx2="http://schemas.microsoft.com/office/drawing/2015/10/21/chartex" xmlns:cx3="http://schemas.microsoft.com/office/drawing/2016/5/9/chartex" xmlns:cx4="http://schemas.microsoft.com/office/drawing/2016/5/10/chartex" xmlns:cx5="http://schemas.microsoft.com/office/drawing/2016/5/11/chartex" xmlns:cx6="http://schemas.microsoft.com/office/drawing/2016/5/12/chartex" xmlns:cx7="http://schemas.microsoft.com/office/drawing/2016/5/13/chartex" xmlns:cx8="http://schemas.microsoft.com/office/drawing/2016/5/14/chartex" xmlns:mc="http://schemas.openxmlformats.org/markup-compatibility/2006" xmlns:aink="http://schemas.microsoft.com/office/drawing/2016/ink" xmlns:am3d="http://schemas.microsoft.com/office/drawing/2017/model3d" xmlns:o="urn:schemas-microsoft-com:office:office" xmlns:oel="http://schemas.microsoft.com/office/2019/extlst" xmlns:r="http://schemas.openxmlformats.org/officeDocument/2006/relationships" xmlns:m="http://schemas.openxmlformats.org/officeDocument/2006/math" xmlns:v="urn:schemas-microsoft-com:vml" xmlns:wp14="http://schemas.microsoft.com/office/word/2010/wordprocessingDrawing" xmlns:wp="http://schemas.openxmlformats.org/drawingml/2006/wordprocessingDrawing" xmlns:w10="urn:schemas-microsoft-com:office:word" xmlns:w="http://schemas.openxmlformats.org/wordprocessingml/2006/main" xmlns:w14="http://schemas.microsoft.com/office/word/2010/wordml" xmlns:w15="http://schemas.microsoft.com/office/word/2012/wordml" xmlns:w16cex="http://schemas.microsoft.com/office/word/2018/wordml/cex" xmlns:w16cid="http://schemas.microsoft.com/office/word/2016/wordml/cid" xmlns:w16="http://schemas.microsoft.com/office/word/2018/wordml" xmlns:w16sdtdh="http://schemas.microsoft.com/office/word/2020/wordml/sdtdatahash" xmlns:w16se="http://schemas.microsoft.com/office/word/2015/wordml/symex" xmlns:wpg="http://schemas.microsoft.com/office/word/2010/wordprocessingGroup" xmlns:wpi="http://schemas.microsoft.com/office/word/2010/wordprocessingInk" xmlns:wne="http://schemas.microsoft.com/office/word/2006/wordml" xmlns:wps="http://schemas.microsoft.com/office/word/2010/wordprocessingShape" mc:Ignorable="w14 w15 w16se w16cid w16 w16cex w16sdtdh wp14">
   <w:body>
     <w:p>
       <w:pPr>
@@ -21,7 +21,7 @@
           <w:noProof/>
         </w:rPr>
         <w:drawing>
-          <wp:inline distT="0" distB="0" distL="0" distR="0" wp14:anchorId="6714F3FF" wp14:editId="46886BD5">
+          <wp:inline distT="0" distB="0" distL="0" distR="0" wp14:anchorId="1217B2AE" wp14:editId="322E8571">
             <wp:extent cx="5505450" cy="2085975"/>
             <wp:effectExtent l="0" t="0" r="0" b="9525"/>
             <wp:docPr id="1" name="Picture 1"/>
@@ -76,7 +76,7 @@
           <w:noProof/>
         </w:rPr>
         <w:drawing>
-          <wp:inline distT="0" distB="0" distL="0" distR="0" wp14:anchorId="5E584879" wp14:editId="7287AF41">
+          <wp:inline distT="0" distB="0" distL="0" distR="0" wp14:anchorId="3DC21DC9" wp14:editId="5AFD8AC6">
             <wp:extent cx="5943600" cy="3796030"/>
             <wp:effectExtent l="0" t="0" r="0" b="0"/>
             <wp:docPr id="2" name="Picture 2"/>
@@ -138,7 +138,7 @@
         </w:rPr>
         <w:lastRenderedPageBreak/>
         <w:drawing>
-          <wp:inline distT="0" distB="0" distL="0" distR="0" wp14:anchorId="4E6AC583" wp14:editId="609FBBD9">
+          <wp:inline distT="0" distB="0" distL="0" distR="0" wp14:anchorId="4BC1B734" wp14:editId="619E2798">
             <wp:extent cx="5943600" cy="2549525"/>
             <wp:effectExtent l="0" t="0" r="0" b="3175"/>
             <wp:docPr id="3" name="Picture 3"/>
@@ -205,7 +205,7 @@
           <w:noProof/>
         </w:rPr>
         <w:drawing>
-          <wp:inline distT="0" distB="0" distL="0" distR="0" wp14:anchorId="6B61CCF1" wp14:editId="6F401866">
+          <wp:inline distT="0" distB="0" distL="0" distR="0" wp14:anchorId="0B61ED08" wp14:editId="46CEF438">
             <wp:extent cx="4933950" cy="1381125"/>
             <wp:effectExtent l="0" t="0" r="0" b="9525"/>
             <wp:docPr id="4" name="Picture 4"/>
@@ -266,7 +266,7 @@
           <w:noProof/>
         </w:rPr>
         <w:drawing>
-          <wp:inline distT="0" distB="0" distL="0" distR="0" wp14:anchorId="4AC5C0A5" wp14:editId="2E680E4E">
+          <wp:inline distT="0" distB="0" distL="0" distR="0" wp14:anchorId="0C7BD78C" wp14:editId="0608C91D">
             <wp:extent cx="5314950" cy="962025"/>
             <wp:effectExtent l="0" t="0" r="0" b="9525"/>
             <wp:docPr id="5" name="Picture 5"/>
@@ -321,7 +321,7 @@
           <w:noProof/>
         </w:rPr>
         <w:drawing>
-          <wp:inline distT="0" distB="0" distL="0" distR="0" wp14:anchorId="159F95F7" wp14:editId="2DFAF094">
+          <wp:inline distT="0" distB="0" distL="0" distR="0" wp14:anchorId="1A181A4E" wp14:editId="29B5E1BA">
             <wp:extent cx="5943600" cy="898525"/>
             <wp:effectExtent l="0" t="0" r="0" b="0"/>
             <wp:docPr id="6" name="Picture 6"/>
@@ -376,7 +376,7 @@
           <w:noProof/>
         </w:rPr>
         <w:drawing>
-          <wp:inline distT="0" distB="0" distL="0" distR="0" wp14:anchorId="5F8A23E9" wp14:editId="0885C9A8">
+          <wp:inline distT="0" distB="0" distL="0" distR="0" wp14:anchorId="41A169AC" wp14:editId="685FC1CD">
             <wp:extent cx="5943600" cy="652780"/>
             <wp:effectExtent l="0" t="0" r="0" b="0"/>
             <wp:docPr id="7" name="Picture 7"/>
@@ -432,7 +432,7 @@
           <w:noProof/>
         </w:rPr>
         <w:drawing>
-          <wp:inline distT="0" distB="0" distL="0" distR="0" wp14:anchorId="0A078F46" wp14:editId="5A5880EB">
+          <wp:inline distT="0" distB="0" distL="0" distR="0" wp14:anchorId="3C9AB8E7" wp14:editId="16B4512F">
             <wp:extent cx="5943600" cy="3708400"/>
             <wp:effectExtent l="0" t="0" r="0" b="6350"/>
             <wp:docPr id="8" name="Picture 8"/>
@@ -487,7 +487,7 @@
           <w:noProof/>
         </w:rPr>
         <w:drawing>
-          <wp:inline distT="0" distB="0" distL="0" distR="0" wp14:anchorId="0D3811E6" wp14:editId="737AD8F7">
+          <wp:inline distT="0" distB="0" distL="0" distR="0" wp14:anchorId="1E9B34B2" wp14:editId="4341421E">
             <wp:extent cx="4219575" cy="352425"/>
             <wp:effectExtent l="0" t="0" r="9525" b="9525"/>
             <wp:docPr id="9" name="Picture 9"/>
@@ -542,7 +542,7 @@
           <w:noProof/>
         </w:rPr>
         <w:drawing>
-          <wp:inline distT="0" distB="0" distL="0" distR="0" wp14:anchorId="5396DE35" wp14:editId="308CEFB0">
+          <wp:inline distT="0" distB="0" distL="0" distR="0" wp14:anchorId="39924E3E" wp14:editId="3CD07618">
             <wp:extent cx="3467100" cy="533400"/>
             <wp:effectExtent l="0" t="0" r="0" b="0"/>
             <wp:docPr id="10" name="Picture 10"/>
@@ -597,7 +597,7 @@
           <w:noProof/>
         </w:rPr>
         <w:drawing>
-          <wp:inline distT="0" distB="0" distL="0" distR="0" wp14:anchorId="3DCF8480" wp14:editId="704F3BC4">
+          <wp:inline distT="0" distB="0" distL="0" distR="0" wp14:anchorId="244F3AD5" wp14:editId="0E90B521">
             <wp:extent cx="3619500" cy="438150"/>
             <wp:effectExtent l="0" t="0" r="0" b="0"/>
             <wp:docPr id="11" name="Picture 11"/>
@@ -652,7 +652,7 @@
           <w:noProof/>
         </w:rPr>
         <w:drawing>
-          <wp:inline distT="0" distB="0" distL="0" distR="0" wp14:anchorId="02E38C28" wp14:editId="13DD005F">
+          <wp:inline distT="0" distB="0" distL="0" distR="0" wp14:anchorId="60816BDB" wp14:editId="6013AB97">
             <wp:extent cx="5638800" cy="1019175"/>
             <wp:effectExtent l="0" t="0" r="0" b="9525"/>
             <wp:docPr id="12" name="Picture 12"/>
@@ -708,7 +708,7 @@
           <w:noProof/>
         </w:rPr>
         <w:drawing>
-          <wp:inline distT="0" distB="0" distL="0" distR="0" wp14:anchorId="5CB955F9" wp14:editId="17FD09CF">
+          <wp:inline distT="0" distB="0" distL="0" distR="0" wp14:anchorId="6DAAA36F" wp14:editId="464CC286">
             <wp:extent cx="5248275" cy="1285875"/>
             <wp:effectExtent l="0" t="0" r="9525" b="9525"/>
             <wp:docPr id="13" name="Picture 13"/>
@@ -763,7 +763,7 @@
           <w:noProof/>
         </w:rPr>
         <w:drawing>
-          <wp:inline distT="0" distB="0" distL="0" distR="0" wp14:anchorId="355A5CE2" wp14:editId="354EFA41">
+          <wp:inline distT="0" distB="0" distL="0" distR="0" wp14:anchorId="09CF696C" wp14:editId="750C066F">
             <wp:extent cx="5943600" cy="3049905"/>
             <wp:effectExtent l="0" t="0" r="0" b="0"/>
             <wp:docPr id="14" name="Picture 14"/>
@@ -819,7 +819,7 @@
           <w:noProof/>
         </w:rPr>
         <w:drawing>
-          <wp:inline distT="0" distB="0" distL="0" distR="0" wp14:anchorId="62C4D4E9" wp14:editId="45029573">
+          <wp:inline distT="0" distB="0" distL="0" distR="0" wp14:anchorId="695FC4FC" wp14:editId="1A14F0B5">
             <wp:extent cx="5943600" cy="1653540"/>
             <wp:effectExtent l="0" t="0" r="0" b="3810"/>
             <wp:docPr id="15" name="Picture 15"/>
@@ -881,7 +881,7 @@
         </w:rPr>
         <w:lastRenderedPageBreak/>
         <w:drawing>
-          <wp:inline distT="0" distB="0" distL="0" distR="0" wp14:anchorId="37F27BAB" wp14:editId="5201CAAF">
+          <wp:inline distT="0" distB="0" distL="0" distR="0" wp14:anchorId="30631E94" wp14:editId="6598F0E6">
             <wp:extent cx="5943600" cy="2101215"/>
             <wp:effectExtent l="0" t="0" r="0" b="0"/>
             <wp:docPr id="16" name="Picture 16"/>
@@ -941,7 +941,7 @@
           <w:noProof/>
         </w:rPr>
         <w:drawing>
-          <wp:inline distT="0" distB="0" distL="0" distR="0" wp14:anchorId="34B75551" wp14:editId="0E9FF78A">
+          <wp:inline distT="0" distB="0" distL="0" distR="0" wp14:anchorId="375E9F4A" wp14:editId="4411BDC3">
             <wp:extent cx="5943600" cy="2981325"/>
             <wp:effectExtent l="0" t="0" r="0" b="9525"/>
             <wp:docPr id="17" name="Picture 17"/>
@@ -987,13 +987,7 @@
         <w:rPr>
           <w:b/>
         </w:rPr>
-        <w:t>Chạy container vớ</w:t>
-      </w:r>
-      <w:r>
-        <w:rPr>
-          <w:b/>
-        </w:rPr>
-        <w:t>i volume</w:t>
+        <w:t>Chạy container với volume</w:t>
       </w:r>
     </w:p>
     <w:p>
@@ -1007,7 +1001,7 @@
           <w:noProof/>
         </w:rPr>
         <w:drawing>
-          <wp:inline distT="0" distB="0" distL="0" distR="0" wp14:anchorId="06029E57" wp14:editId="2BC63B13">
+          <wp:inline distT="0" distB="0" distL="0" distR="0" wp14:anchorId="77A9C08C" wp14:editId="464CAB7A">
             <wp:extent cx="5419725" cy="438150"/>
             <wp:effectExtent l="0" t="0" r="9525" b="0"/>
             <wp:docPr id="18" name="Picture 18"/>
@@ -1067,7 +1061,7 @@
           <w:noProof/>
         </w:rPr>
         <w:drawing>
-          <wp:inline distT="0" distB="0" distL="0" distR="0" wp14:anchorId="18599826" wp14:editId="06540623">
+          <wp:inline distT="0" distB="0" distL="0" distR="0" wp14:anchorId="065B4177" wp14:editId="75EB130C">
             <wp:extent cx="2619375" cy="600075"/>
             <wp:effectExtent l="0" t="0" r="9525" b="9525"/>
             <wp:docPr id="19" name="Picture 19"/>
@@ -1128,7 +1122,7 @@
         </w:rPr>
         <w:lastRenderedPageBreak/>
         <w:drawing>
-          <wp:inline distT="0" distB="0" distL="0" distR="0" wp14:anchorId="0BDA4AB5" wp14:editId="479907EE">
+          <wp:inline distT="0" distB="0" distL="0" distR="0" wp14:anchorId="5646A2A0" wp14:editId="6ED9CA49">
             <wp:extent cx="5943600" cy="701675"/>
             <wp:effectExtent l="0" t="0" r="0" b="3175"/>
             <wp:docPr id="20" name="Picture 20"/>
@@ -1195,7 +1189,7 @@
           <w:noProof/>
         </w:rPr>
         <w:drawing>
-          <wp:inline distT="0" distB="0" distL="0" distR="0" wp14:anchorId="0A340528" wp14:editId="405CCD5D">
+          <wp:inline distT="0" distB="0" distL="0" distR="0" wp14:anchorId="34323D85" wp14:editId="066ED97B">
             <wp:extent cx="5295900" cy="561975"/>
             <wp:effectExtent l="0" t="0" r="0" b="9525"/>
             <wp:docPr id="21" name="Picture 21"/>
@@ -1255,7 +1249,7 @@
           <w:noProof/>
         </w:rPr>
         <w:drawing>
-          <wp:inline distT="0" distB="0" distL="0" distR="0" wp14:anchorId="2E1B7394" wp14:editId="43C1AB8F">
+          <wp:inline distT="0" distB="0" distL="0" distR="0" wp14:anchorId="659A0611" wp14:editId="60E7B7D4">
             <wp:extent cx="5943600" cy="4791075"/>
             <wp:effectExtent l="0" t="0" r="0" b="9525"/>
             <wp:docPr id="22" name="Picture 22"/>
@@ -1323,7 +1317,7 @@
         </w:rPr>
         <w:lastRenderedPageBreak/>
         <w:drawing>
-          <wp:inline distT="0" distB="0" distL="0" distR="0" wp14:anchorId="1114DE04" wp14:editId="797E2E3E">
+          <wp:inline distT="0" distB="0" distL="0" distR="0" wp14:anchorId="3484314F" wp14:editId="4E646FC0">
             <wp:extent cx="4257675" cy="1095375"/>
             <wp:effectExtent l="0" t="0" r="9525" b="9525"/>
             <wp:docPr id="23" name="Picture 23"/>
@@ -1383,7 +1377,7 @@
           <w:noProof/>
         </w:rPr>
         <w:drawing>
-          <wp:inline distT="0" distB="0" distL="0" distR="0" wp14:anchorId="1B0D35E7" wp14:editId="0950A430">
+          <wp:inline distT="0" distB="0" distL="0" distR="0" wp14:anchorId="7E200099" wp14:editId="2CC3E458">
             <wp:extent cx="5067300" cy="971550"/>
             <wp:effectExtent l="0" t="0" r="0" b="0"/>
             <wp:docPr id="24" name="Picture 24"/>
@@ -1444,7 +1438,7 @@
           <w:noProof/>
         </w:rPr>
         <w:drawing>
-          <wp:inline distT="0" distB="0" distL="0" distR="0" wp14:anchorId="269C23F7" wp14:editId="2E86BEB8">
+          <wp:inline distT="0" distB="0" distL="0" distR="0" wp14:anchorId="721BDA0F" wp14:editId="31896657">
             <wp:extent cx="5943600" cy="883920"/>
             <wp:effectExtent l="0" t="0" r="0" b="0"/>
             <wp:docPr id="25" name="Picture 25"/>
@@ -1504,7 +1498,7 @@
           <w:noProof/>
         </w:rPr>
         <w:drawing>
-          <wp:inline distT="0" distB="0" distL="0" distR="0" wp14:anchorId="56F0FF87" wp14:editId="0FE55698">
+          <wp:inline distT="0" distB="0" distL="0" distR="0" wp14:anchorId="7F27D8DD" wp14:editId="36B79E81">
             <wp:extent cx="5943600" cy="704215"/>
             <wp:effectExtent l="0" t="0" r="0" b="635"/>
             <wp:docPr id="26" name="Picture 26"/>
@@ -1564,7 +1558,7 @@
           <w:noProof/>
         </w:rPr>
         <w:drawing>
-          <wp:inline distT="0" distB="0" distL="0" distR="0" wp14:anchorId="4DC9436A" wp14:editId="41343066">
+          <wp:inline distT="0" distB="0" distL="0" distR="0" wp14:anchorId="3D489D65" wp14:editId="25CB0010">
             <wp:extent cx="4972050" cy="409575"/>
             <wp:effectExtent l="0" t="0" r="0" b="9525"/>
             <wp:docPr id="27" name="Picture 27"/>
@@ -1625,7 +1619,7 @@
         </w:rPr>
         <w:lastRenderedPageBreak/>
         <w:drawing>
-          <wp:inline distT="0" distB="0" distL="0" distR="0" wp14:anchorId="468E8E00" wp14:editId="07FB4AE0">
+          <wp:inline distT="0" distB="0" distL="0" distR="0" wp14:anchorId="77CE2D84" wp14:editId="3BB51AA3">
             <wp:extent cx="5943600" cy="3394075"/>
             <wp:effectExtent l="0" t="0" r="0" b="0"/>
             <wp:docPr id="28" name="Picture 28"/>
@@ -1680,8 +1674,726 @@
           <w:b/>
         </w:rPr>
       </w:pPr>
-      <w:bookmarkStart w:id="0" w:name="_GoBack"/>
-      <w:bookmarkEnd w:id="0"/>
+      <w:r>
+        <w:rPr>
+          <w:b/>
+        </w:rPr>
+        <w:drawing>
+          <wp:inline distT="0" distB="0" distL="0" distR="0" wp14:anchorId="77FB8905" wp14:editId="7DD9DBD9">
+            <wp:extent cx="5943600" cy="3148965"/>
+            <wp:effectExtent l="0" t="0" r="0" b="0"/>
+            <wp:docPr id="29" name="Hình ảnh 29"/>
+            <wp:cNvGraphicFramePr>
+              <a:graphicFrameLocks xmlns:a="http://schemas.openxmlformats.org/drawingml/2006/main" noChangeAspect="1"/>
+            </wp:cNvGraphicFramePr>
+            <a:graphic xmlns:a="http://schemas.openxmlformats.org/drawingml/2006/main">
+              <a:graphicData uri="http://schemas.openxmlformats.org/drawingml/2006/picture">
+                <pic:pic xmlns:pic="http://schemas.openxmlformats.org/drawingml/2006/picture">
+                  <pic:nvPicPr>
+                    <pic:cNvPr id="1" name=""/>
+                    <pic:cNvPicPr/>
+                  </pic:nvPicPr>
+                  <pic:blipFill>
+                    <a:blip r:embed="rId34"/>
+                    <a:stretch>
+                      <a:fillRect/>
+                    </a:stretch>
+                  </pic:blipFill>
+                  <pic:spPr>
+                    <a:xfrm>
+                      <a:off x="0" y="0"/>
+                      <a:ext cx="5943600" cy="3148965"/>
+                    </a:xfrm>
+                    <a:prstGeom prst="rect">
+                      <a:avLst/>
+                    </a:prstGeom>
+                  </pic:spPr>
+                </pic:pic>
+              </a:graphicData>
+            </a:graphic>
+          </wp:inline>
+        </w:drawing>
+      </w:r>
+    </w:p>
+    <w:p>
+      <w:pPr>
+        <w:rPr>
+          <w:b/>
+        </w:rPr>
+      </w:pPr>
+      <w:r>
+        <w:rPr>
+          <w:b/>
+        </w:rPr>
+        <w:lastRenderedPageBreak/>
+        <w:drawing>
+          <wp:inline distT="0" distB="0" distL="0" distR="0" wp14:anchorId="1BB6F7C1" wp14:editId="27C5E929">
+            <wp:extent cx="5943600" cy="3061970"/>
+            <wp:effectExtent l="0" t="0" r="0" b="5080"/>
+            <wp:docPr id="30" name="Hình ảnh 30"/>
+            <wp:cNvGraphicFramePr>
+              <a:graphicFrameLocks xmlns:a="http://schemas.openxmlformats.org/drawingml/2006/main" noChangeAspect="1"/>
+            </wp:cNvGraphicFramePr>
+            <a:graphic xmlns:a="http://schemas.openxmlformats.org/drawingml/2006/main">
+              <a:graphicData uri="http://schemas.openxmlformats.org/drawingml/2006/picture">
+                <pic:pic xmlns:pic="http://schemas.openxmlformats.org/drawingml/2006/picture">
+                  <pic:nvPicPr>
+                    <pic:cNvPr id="1" name=""/>
+                    <pic:cNvPicPr/>
+                  </pic:nvPicPr>
+                  <pic:blipFill>
+                    <a:blip r:embed="rId35"/>
+                    <a:stretch>
+                      <a:fillRect/>
+                    </a:stretch>
+                  </pic:blipFill>
+                  <pic:spPr>
+                    <a:xfrm>
+                      <a:off x="0" y="0"/>
+                      <a:ext cx="5943600" cy="3061970"/>
+                    </a:xfrm>
+                    <a:prstGeom prst="rect">
+                      <a:avLst/>
+                    </a:prstGeom>
+                  </pic:spPr>
+                </pic:pic>
+              </a:graphicData>
+            </a:graphic>
+          </wp:inline>
+        </w:drawing>
+      </w:r>
+    </w:p>
+    <w:p>
+      <w:pPr>
+        <w:rPr>
+          <w:b/>
+        </w:rPr>
+      </w:pPr>
+      <w:r>
+        <w:rPr>
+          <w:b/>
+        </w:rPr>
+        <w:t>Phần 2:</w:t>
+      </w:r>
+    </w:p>
+    <w:p>
+      <w:pPr>
+        <w:rPr>
+          <w:b/>
+        </w:rPr>
+      </w:pPr>
+      <w:r>
+        <w:rPr>
+          <w:b/>
+        </w:rPr>
+        <w:t>Bài 01:</w:t>
+      </w:r>
+    </w:p>
+    <w:p>
+      <w:pPr>
+        <w:rPr>
+          <w:b/>
+        </w:rPr>
+      </w:pPr>
+      <w:r>
+        <w:rPr>
+          <w:b/>
+        </w:rPr>
+        <w:drawing>
+          <wp:inline distT="0" distB="0" distL="0" distR="0" wp14:anchorId="2C4BC6CD" wp14:editId="10817C51">
+            <wp:extent cx="5943600" cy="3039745"/>
+            <wp:effectExtent l="0" t="0" r="0" b="8255"/>
+            <wp:docPr id="31" name="Hình ảnh 31"/>
+            <wp:cNvGraphicFramePr>
+              <a:graphicFrameLocks xmlns:a="http://schemas.openxmlformats.org/drawingml/2006/main" noChangeAspect="1"/>
+            </wp:cNvGraphicFramePr>
+            <a:graphic xmlns:a="http://schemas.openxmlformats.org/drawingml/2006/main">
+              <a:graphicData uri="http://schemas.openxmlformats.org/drawingml/2006/picture">
+                <pic:pic xmlns:pic="http://schemas.openxmlformats.org/drawingml/2006/picture">
+                  <pic:nvPicPr>
+                    <pic:cNvPr id="1" name=""/>
+                    <pic:cNvPicPr/>
+                  </pic:nvPicPr>
+                  <pic:blipFill>
+                    <a:blip r:embed="rId36"/>
+                    <a:stretch>
+                      <a:fillRect/>
+                    </a:stretch>
+                  </pic:blipFill>
+                  <pic:spPr>
+                    <a:xfrm>
+                      <a:off x="0" y="0"/>
+                      <a:ext cx="5943600" cy="3039745"/>
+                    </a:xfrm>
+                    <a:prstGeom prst="rect">
+                      <a:avLst/>
+                    </a:prstGeom>
+                  </pic:spPr>
+                </pic:pic>
+              </a:graphicData>
+            </a:graphic>
+          </wp:inline>
+        </w:drawing>
+      </w:r>
+    </w:p>
+    <w:p>
+      <w:pPr>
+        <w:rPr>
+          <w:b/>
+        </w:rPr>
+      </w:pPr>
+      <w:r>
+        <w:rPr>
+          <w:b/>
+        </w:rPr>
+        <w:t>Bài 2:</w:t>
+      </w:r>
+    </w:p>
+    <w:p>
+      <w:pPr>
+        <w:rPr>
+          <w:b/>
+        </w:rPr>
+      </w:pPr>
+      <w:r>
+        <w:rPr>
+          <w:b/>
+        </w:rPr>
+        <w:lastRenderedPageBreak/>
+        <w:drawing>
+          <wp:inline distT="0" distB="0" distL="0" distR="0" wp14:anchorId="7E817606" wp14:editId="364D1BB4">
+            <wp:extent cx="5943600" cy="2968625"/>
+            <wp:effectExtent l="0" t="0" r="0" b="3175"/>
+            <wp:docPr id="32" name="Hình ảnh 32"/>
+            <wp:cNvGraphicFramePr>
+              <a:graphicFrameLocks xmlns:a="http://schemas.openxmlformats.org/drawingml/2006/main" noChangeAspect="1"/>
+            </wp:cNvGraphicFramePr>
+            <a:graphic xmlns:a="http://schemas.openxmlformats.org/drawingml/2006/main">
+              <a:graphicData uri="http://schemas.openxmlformats.org/drawingml/2006/picture">
+                <pic:pic xmlns:pic="http://schemas.openxmlformats.org/drawingml/2006/picture">
+                  <pic:nvPicPr>
+                    <pic:cNvPr id="1" name=""/>
+                    <pic:cNvPicPr/>
+                  </pic:nvPicPr>
+                  <pic:blipFill>
+                    <a:blip r:embed="rId37"/>
+                    <a:stretch>
+                      <a:fillRect/>
+                    </a:stretch>
+                  </pic:blipFill>
+                  <pic:spPr>
+                    <a:xfrm>
+                      <a:off x="0" y="0"/>
+                      <a:ext cx="5943600" cy="2968625"/>
+                    </a:xfrm>
+                    <a:prstGeom prst="rect">
+                      <a:avLst/>
+                    </a:prstGeom>
+                  </pic:spPr>
+                </pic:pic>
+              </a:graphicData>
+            </a:graphic>
+          </wp:inline>
+        </w:drawing>
+      </w:r>
+    </w:p>
+    <w:p>
+      <w:pPr>
+        <w:rPr>
+          <w:b/>
+        </w:rPr>
+      </w:pPr>
+      <w:r>
+        <w:rPr>
+          <w:b/>
+        </w:rPr>
+        <w:t>Bài 3:</w:t>
+      </w:r>
+    </w:p>
+    <w:p>
+      <w:pPr>
+        <w:rPr>
+          <w:b/>
+        </w:rPr>
+      </w:pPr>
+      <w:r>
+        <w:rPr>
+          <w:b/>
+        </w:rPr>
+        <w:drawing>
+          <wp:inline distT="0" distB="0" distL="0" distR="0" wp14:anchorId="610ADA4A" wp14:editId="328D3433">
+            <wp:extent cx="5943600" cy="3247390"/>
+            <wp:effectExtent l="0" t="0" r="0" b="0"/>
+            <wp:docPr id="33" name="Hình ảnh 33"/>
+            <wp:cNvGraphicFramePr>
+              <a:graphicFrameLocks xmlns:a="http://schemas.openxmlformats.org/drawingml/2006/main" noChangeAspect="1"/>
+            </wp:cNvGraphicFramePr>
+            <a:graphic xmlns:a="http://schemas.openxmlformats.org/drawingml/2006/main">
+              <a:graphicData uri="http://schemas.openxmlformats.org/drawingml/2006/picture">
+                <pic:pic xmlns:pic="http://schemas.openxmlformats.org/drawingml/2006/picture">
+                  <pic:nvPicPr>
+                    <pic:cNvPr id="1" name=""/>
+                    <pic:cNvPicPr/>
+                  </pic:nvPicPr>
+                  <pic:blipFill>
+                    <a:blip r:embed="rId38"/>
+                    <a:stretch>
+                      <a:fillRect/>
+                    </a:stretch>
+                  </pic:blipFill>
+                  <pic:spPr>
+                    <a:xfrm>
+                      <a:off x="0" y="0"/>
+                      <a:ext cx="5943600" cy="3247390"/>
+                    </a:xfrm>
+                    <a:prstGeom prst="rect">
+                      <a:avLst/>
+                    </a:prstGeom>
+                  </pic:spPr>
+                </pic:pic>
+              </a:graphicData>
+            </a:graphic>
+          </wp:inline>
+        </w:drawing>
+      </w:r>
+    </w:p>
+    <w:p>
+      <w:pPr>
+        <w:rPr>
+          <w:b/>
+        </w:rPr>
+      </w:pPr>
+      <w:r>
+        <w:rPr>
+          <w:b/>
+        </w:rPr>
+        <w:t>Bài 4:</w:t>
+      </w:r>
+    </w:p>
+    <w:p>
+      <w:pPr>
+        <w:rPr>
+          <w:b/>
+        </w:rPr>
+      </w:pPr>
+      <w:r>
+        <w:rPr>
+          <w:b/>
+        </w:rPr>
+        <w:lastRenderedPageBreak/>
+        <w:drawing>
+          <wp:inline distT="0" distB="0" distL="0" distR="0" wp14:anchorId="2CB802BE" wp14:editId="33D4A64C">
+            <wp:extent cx="5943600" cy="2996565"/>
+            <wp:effectExtent l="0" t="0" r="0" b="0"/>
+            <wp:docPr id="34" name="Hình ảnh 34"/>
+            <wp:cNvGraphicFramePr>
+              <a:graphicFrameLocks xmlns:a="http://schemas.openxmlformats.org/drawingml/2006/main" noChangeAspect="1"/>
+            </wp:cNvGraphicFramePr>
+            <a:graphic xmlns:a="http://schemas.openxmlformats.org/drawingml/2006/main">
+              <a:graphicData uri="http://schemas.openxmlformats.org/drawingml/2006/picture">
+                <pic:pic xmlns:pic="http://schemas.openxmlformats.org/drawingml/2006/picture">
+                  <pic:nvPicPr>
+                    <pic:cNvPr id="1" name=""/>
+                    <pic:cNvPicPr/>
+                  </pic:nvPicPr>
+                  <pic:blipFill>
+                    <a:blip r:embed="rId39"/>
+                    <a:stretch>
+                      <a:fillRect/>
+                    </a:stretch>
+                  </pic:blipFill>
+                  <pic:spPr>
+                    <a:xfrm>
+                      <a:off x="0" y="0"/>
+                      <a:ext cx="5943600" cy="2996565"/>
+                    </a:xfrm>
+                    <a:prstGeom prst="rect">
+                      <a:avLst/>
+                    </a:prstGeom>
+                  </pic:spPr>
+                </pic:pic>
+              </a:graphicData>
+            </a:graphic>
+          </wp:inline>
+        </w:drawing>
+      </w:r>
+    </w:p>
+    <w:p>
+      <w:pPr>
+        <w:rPr>
+          <w:b/>
+        </w:rPr>
+      </w:pPr>
+      <w:r>
+        <w:rPr>
+          <w:b/>
+        </w:rPr>
+        <w:t>Bài 5:</w:t>
+      </w:r>
+    </w:p>
+    <w:p>
+      <w:pPr>
+        <w:rPr>
+          <w:b/>
+        </w:rPr>
+      </w:pPr>
+      <w:r>
+        <w:rPr>
+          <w:b/>
+        </w:rPr>
+        <w:drawing>
+          <wp:inline distT="0" distB="0" distL="0" distR="0" wp14:anchorId="018CCD98" wp14:editId="3B1D6CF9">
+            <wp:extent cx="5943600" cy="2968625"/>
+            <wp:effectExtent l="0" t="0" r="0" b="3175"/>
+            <wp:docPr id="35" name="Hình ảnh 35"/>
+            <wp:cNvGraphicFramePr>
+              <a:graphicFrameLocks xmlns:a="http://schemas.openxmlformats.org/drawingml/2006/main" noChangeAspect="1"/>
+            </wp:cNvGraphicFramePr>
+            <a:graphic xmlns:a="http://schemas.openxmlformats.org/drawingml/2006/main">
+              <a:graphicData uri="http://schemas.openxmlformats.org/drawingml/2006/picture">
+                <pic:pic xmlns:pic="http://schemas.openxmlformats.org/drawingml/2006/picture">
+                  <pic:nvPicPr>
+                    <pic:cNvPr id="1" name=""/>
+                    <pic:cNvPicPr/>
+                  </pic:nvPicPr>
+                  <pic:blipFill>
+                    <a:blip r:embed="rId40"/>
+                    <a:stretch>
+                      <a:fillRect/>
+                    </a:stretch>
+                  </pic:blipFill>
+                  <pic:spPr>
+                    <a:xfrm>
+                      <a:off x="0" y="0"/>
+                      <a:ext cx="5943600" cy="2968625"/>
+                    </a:xfrm>
+                    <a:prstGeom prst="rect">
+                      <a:avLst/>
+                    </a:prstGeom>
+                  </pic:spPr>
+                </pic:pic>
+              </a:graphicData>
+            </a:graphic>
+          </wp:inline>
+        </w:drawing>
+      </w:r>
+    </w:p>
+    <w:p>
+      <w:pPr>
+        <w:rPr>
+          <w:b/>
+        </w:rPr>
+      </w:pPr>
+      <w:r>
+        <w:rPr>
+          <w:b/>
+        </w:rPr>
+        <w:t>Bài 6:</w:t>
+      </w:r>
+    </w:p>
+    <w:p>
+      <w:pPr>
+        <w:rPr>
+          <w:b/>
+        </w:rPr>
+      </w:pPr>
+      <w:r>
+        <w:rPr>
+          <w:b/>
+        </w:rPr>
+        <w:lastRenderedPageBreak/>
+        <w:drawing>
+          <wp:inline distT="0" distB="0" distL="0" distR="0" wp14:anchorId="6F763BFA" wp14:editId="234305C9">
+            <wp:extent cx="5943600" cy="2940685"/>
+            <wp:effectExtent l="0" t="0" r="0" b="0"/>
+            <wp:docPr id="36" name="Hình ảnh 36"/>
+            <wp:cNvGraphicFramePr>
+              <a:graphicFrameLocks xmlns:a="http://schemas.openxmlformats.org/drawingml/2006/main" noChangeAspect="1"/>
+            </wp:cNvGraphicFramePr>
+            <a:graphic xmlns:a="http://schemas.openxmlformats.org/drawingml/2006/main">
+              <a:graphicData uri="http://schemas.openxmlformats.org/drawingml/2006/picture">
+                <pic:pic xmlns:pic="http://schemas.openxmlformats.org/drawingml/2006/picture">
+                  <pic:nvPicPr>
+                    <pic:cNvPr id="1" name=""/>
+                    <pic:cNvPicPr/>
+                  </pic:nvPicPr>
+                  <pic:blipFill>
+                    <a:blip r:embed="rId41"/>
+                    <a:stretch>
+                      <a:fillRect/>
+                    </a:stretch>
+                  </pic:blipFill>
+                  <pic:spPr>
+                    <a:xfrm>
+                      <a:off x="0" y="0"/>
+                      <a:ext cx="5943600" cy="2940685"/>
+                    </a:xfrm>
+                    <a:prstGeom prst="rect">
+                      <a:avLst/>
+                    </a:prstGeom>
+                  </pic:spPr>
+                </pic:pic>
+              </a:graphicData>
+            </a:graphic>
+          </wp:inline>
+        </w:drawing>
+      </w:r>
+    </w:p>
+    <w:p>
+      <w:pPr>
+        <w:rPr>
+          <w:b/>
+        </w:rPr>
+      </w:pPr>
+      <w:r>
+        <w:rPr>
+          <w:b/>
+        </w:rPr>
+        <w:t>Bài 7:</w:t>
+      </w:r>
+    </w:p>
+    <w:p>
+      <w:pPr>
+        <w:rPr>
+          <w:b/>
+        </w:rPr>
+      </w:pPr>
+      <w:r>
+        <w:rPr>
+          <w:b/>
+        </w:rPr>
+        <w:drawing>
+          <wp:inline distT="0" distB="0" distL="0" distR="0" wp14:anchorId="49C2D805" wp14:editId="5C17E81A">
+            <wp:extent cx="5943600" cy="3345815"/>
+            <wp:effectExtent l="0" t="0" r="0" b="6985"/>
+            <wp:docPr id="37" name="Hình ảnh 37"/>
+            <wp:cNvGraphicFramePr>
+              <a:graphicFrameLocks xmlns:a="http://schemas.openxmlformats.org/drawingml/2006/main" noChangeAspect="1"/>
+            </wp:cNvGraphicFramePr>
+            <a:graphic xmlns:a="http://schemas.openxmlformats.org/drawingml/2006/main">
+              <a:graphicData uri="http://schemas.openxmlformats.org/drawingml/2006/picture">
+                <pic:pic xmlns:pic="http://schemas.openxmlformats.org/drawingml/2006/picture">
+                  <pic:nvPicPr>
+                    <pic:cNvPr id="1" name=""/>
+                    <pic:cNvPicPr/>
+                  </pic:nvPicPr>
+                  <pic:blipFill>
+                    <a:blip r:embed="rId42"/>
+                    <a:stretch>
+                      <a:fillRect/>
+                    </a:stretch>
+                  </pic:blipFill>
+                  <pic:spPr>
+                    <a:xfrm>
+                      <a:off x="0" y="0"/>
+                      <a:ext cx="5943600" cy="3345815"/>
+                    </a:xfrm>
+                    <a:prstGeom prst="rect">
+                      <a:avLst/>
+                    </a:prstGeom>
+                  </pic:spPr>
+                </pic:pic>
+              </a:graphicData>
+            </a:graphic>
+          </wp:inline>
+        </w:drawing>
+      </w:r>
+    </w:p>
+    <w:p>
+      <w:pPr>
+        <w:rPr>
+          <w:b/>
+        </w:rPr>
+      </w:pPr>
+      <w:r>
+        <w:rPr>
+          <w:b/>
+        </w:rPr>
+        <w:t>Bài 8:</w:t>
+      </w:r>
+    </w:p>
+    <w:p>
+      <w:pPr>
+        <w:rPr>
+          <w:b/>
+        </w:rPr>
+      </w:pPr>
+      <w:r>
+        <w:rPr>
+          <w:b/>
+        </w:rPr>
+        <w:lastRenderedPageBreak/>
+        <w:drawing>
+          <wp:inline distT="0" distB="0" distL="0" distR="0" wp14:anchorId="7B4A9ECF" wp14:editId="720D8AC0">
+            <wp:extent cx="5943600" cy="3340735"/>
+            <wp:effectExtent l="0" t="0" r="0" b="0"/>
+            <wp:docPr id="38" name="Hình ảnh 38"/>
+            <wp:cNvGraphicFramePr>
+              <a:graphicFrameLocks xmlns:a="http://schemas.openxmlformats.org/drawingml/2006/main" noChangeAspect="1"/>
+            </wp:cNvGraphicFramePr>
+            <a:graphic xmlns:a="http://schemas.openxmlformats.org/drawingml/2006/main">
+              <a:graphicData uri="http://schemas.openxmlformats.org/drawingml/2006/picture">
+                <pic:pic xmlns:pic="http://schemas.openxmlformats.org/drawingml/2006/picture">
+                  <pic:nvPicPr>
+                    <pic:cNvPr id="1" name=""/>
+                    <pic:cNvPicPr/>
+                  </pic:nvPicPr>
+                  <pic:blipFill>
+                    <a:blip r:embed="rId43"/>
+                    <a:stretch>
+                      <a:fillRect/>
+                    </a:stretch>
+                  </pic:blipFill>
+                  <pic:spPr>
+                    <a:xfrm>
+                      <a:off x="0" y="0"/>
+                      <a:ext cx="5943600" cy="3340735"/>
+                    </a:xfrm>
+                    <a:prstGeom prst="rect">
+                      <a:avLst/>
+                    </a:prstGeom>
+                  </pic:spPr>
+                </pic:pic>
+              </a:graphicData>
+            </a:graphic>
+          </wp:inline>
+        </w:drawing>
+      </w:r>
+    </w:p>
+    <w:p>
+      <w:pPr>
+        <w:rPr>
+          <w:b/>
+        </w:rPr>
+      </w:pPr>
+      <w:r>
+        <w:rPr>
+          <w:b/>
+        </w:rPr>
+        <w:t>Bài 09:</w:t>
+      </w:r>
+    </w:p>
+    <w:p>
+      <w:pPr>
+        <w:rPr>
+          <w:b/>
+        </w:rPr>
+      </w:pPr>
+      <w:r>
+        <w:rPr>
+          <w:b/>
+        </w:rPr>
+        <w:drawing>
+          <wp:inline distT="0" distB="0" distL="0" distR="0" wp14:anchorId="299AA2D7" wp14:editId="4CE01B16">
+            <wp:extent cx="5943600" cy="3312795"/>
+            <wp:effectExtent l="0" t="0" r="0" b="1905"/>
+            <wp:docPr id="39" name="Hình ảnh 39"/>
+            <wp:cNvGraphicFramePr>
+              <a:graphicFrameLocks xmlns:a="http://schemas.openxmlformats.org/drawingml/2006/main" noChangeAspect="1"/>
+            </wp:cNvGraphicFramePr>
+            <a:graphic xmlns:a="http://schemas.openxmlformats.org/drawingml/2006/main">
+              <a:graphicData uri="http://schemas.openxmlformats.org/drawingml/2006/picture">
+                <pic:pic xmlns:pic="http://schemas.openxmlformats.org/drawingml/2006/picture">
+                  <pic:nvPicPr>
+                    <pic:cNvPr id="1" name=""/>
+                    <pic:cNvPicPr/>
+                  </pic:nvPicPr>
+                  <pic:blipFill>
+                    <a:blip r:embed="rId44"/>
+                    <a:stretch>
+                      <a:fillRect/>
+                    </a:stretch>
+                  </pic:blipFill>
+                  <pic:spPr>
+                    <a:xfrm>
+                      <a:off x="0" y="0"/>
+                      <a:ext cx="5943600" cy="3312795"/>
+                    </a:xfrm>
+                    <a:prstGeom prst="rect">
+                      <a:avLst/>
+                    </a:prstGeom>
+                  </pic:spPr>
+                </pic:pic>
+              </a:graphicData>
+            </a:graphic>
+          </wp:inline>
+        </w:drawing>
+      </w:r>
+    </w:p>
+    <w:p>
+      <w:pPr>
+        <w:rPr>
+          <w:b/>
+        </w:rPr>
+      </w:pPr>
+      <w:r>
+        <w:rPr>
+          <w:b/>
+        </w:rPr>
+        <w:t>Bài 10:</w:t>
+      </w:r>
+    </w:p>
+    <w:p>
+      <w:pPr>
+        <w:rPr>
+          <w:b/>
+        </w:rPr>
+      </w:pPr>
+      <w:r>
+        <w:rPr>
+          <w:b/>
+        </w:rPr>
+        <w:lastRenderedPageBreak/>
+        <w:drawing>
+          <wp:inline distT="0" distB="0" distL="0" distR="0" wp14:anchorId="25E403E3" wp14:editId="072EC977">
+            <wp:extent cx="5943600" cy="2956560"/>
+            <wp:effectExtent l="0" t="0" r="0" b="0"/>
+            <wp:docPr id="40" name="Hình ảnh 40"/>
+            <wp:cNvGraphicFramePr>
+              <a:graphicFrameLocks xmlns:a="http://schemas.openxmlformats.org/drawingml/2006/main" noChangeAspect="1"/>
+            </wp:cNvGraphicFramePr>
+            <a:graphic xmlns:a="http://schemas.openxmlformats.org/drawingml/2006/main">
+              <a:graphicData uri="http://schemas.openxmlformats.org/drawingml/2006/picture">
+                <pic:pic xmlns:pic="http://schemas.openxmlformats.org/drawingml/2006/picture">
+                  <pic:nvPicPr>
+                    <pic:cNvPr id="1" name=""/>
+                    <pic:cNvPicPr/>
+                  </pic:nvPicPr>
+                  <pic:blipFill>
+                    <a:blip r:embed="rId45"/>
+                    <a:stretch>
+                      <a:fillRect/>
+                    </a:stretch>
+                  </pic:blipFill>
+                  <pic:spPr>
+                    <a:xfrm>
+                      <a:off x="0" y="0"/>
+                      <a:ext cx="5943600" cy="2956560"/>
+                    </a:xfrm>
+                    <a:prstGeom prst="rect">
+                      <a:avLst/>
+                    </a:prstGeom>
+                  </pic:spPr>
+                </pic:pic>
+              </a:graphicData>
+            </a:graphic>
+          </wp:inline>
+        </w:drawing>
+      </w:r>
+    </w:p>
+    <w:p>
+      <w:pPr>
+        <w:rPr>
+          <w:b/>
+        </w:rPr>
+      </w:pPr>
+    </w:p>
+    <w:p>
+      <w:pPr>
+        <w:rPr>
+          <w:b/>
+        </w:rPr>
+      </w:pPr>
     </w:p>
     <w:p>
       <w:pPr>
@@ -1701,7 +2413,7 @@
 </file>
 
 <file path=word/endnotes.xml><?xml version="1.0" encoding="utf-8"?>
-<w:endnotes xmlns:wpc="http://schemas.microsoft.com/office/word/2010/wordprocessingCanvas" xmlns:mc="http://schemas.openxmlformats.org/markup-compatibility/2006" xmlns:o="urn:schemas-microsoft-com:office:office" xmlns:r="http://schemas.openxmlformats.org/officeDocument/2006/relationships" xmlns:m="http://schemas.openxmlformats.org/officeDocument/2006/math" xmlns:v="urn:schemas-microsoft-com:vml" xmlns:wp14="http://schemas.microsoft.com/office/word/2010/wordprocessingDrawing" xmlns:wp="http://schemas.openxmlformats.org/drawingml/2006/wordprocessingDrawing" xmlns:w10="urn:schemas-microsoft-com:office:word" xmlns:w="http://schemas.openxmlformats.org/wordprocessingml/2006/main" xmlns:w14="http://schemas.microsoft.com/office/word/2010/wordml" xmlns:w15="http://schemas.microsoft.com/office/word/2012/wordml" xmlns:wpg="http://schemas.microsoft.com/office/word/2010/wordprocessingGroup" xmlns:wpi="http://schemas.microsoft.com/office/word/2010/wordprocessingInk" xmlns:wne="http://schemas.microsoft.com/office/word/2006/wordml" xmlns:wps="http://schemas.microsoft.com/office/word/2010/wordprocessingShape" mc:Ignorable="w14 w15 wp14">
+<w:endnotes xmlns:wpc="http://schemas.microsoft.com/office/word/2010/wordprocessingCanvas" xmlns:cx="http://schemas.microsoft.com/office/drawing/2014/chartex" xmlns:cx1="http://schemas.microsoft.com/office/drawing/2015/9/8/chartex" xmlns:cx2="http://schemas.microsoft.com/office/drawing/2015/10/21/chartex" xmlns:cx3="http://schemas.microsoft.com/office/drawing/2016/5/9/chartex" xmlns:cx4="http://schemas.microsoft.com/office/drawing/2016/5/10/chartex" xmlns:cx5="http://schemas.microsoft.com/office/drawing/2016/5/11/chartex" xmlns:cx6="http://schemas.microsoft.com/office/drawing/2016/5/12/chartex" xmlns:cx7="http://schemas.microsoft.com/office/drawing/2016/5/13/chartex" xmlns:cx8="http://schemas.microsoft.com/office/drawing/2016/5/14/chartex" xmlns:mc="http://schemas.openxmlformats.org/markup-compatibility/2006" xmlns:aink="http://schemas.microsoft.com/office/drawing/2016/ink" xmlns:am3d="http://schemas.microsoft.com/office/drawing/2017/model3d" xmlns:o="urn:schemas-microsoft-com:office:office" xmlns:oel="http://schemas.microsoft.com/office/2019/extlst" xmlns:r="http://schemas.openxmlformats.org/officeDocument/2006/relationships" xmlns:m="http://schemas.openxmlformats.org/officeDocument/2006/math" xmlns:v="urn:schemas-microsoft-com:vml" xmlns:wp14="http://schemas.microsoft.com/office/word/2010/wordprocessingDrawing" xmlns:wp="http://schemas.openxmlformats.org/drawingml/2006/wordprocessingDrawing" xmlns:w10="urn:schemas-microsoft-com:office:word" xmlns:w="http://schemas.openxmlformats.org/wordprocessingml/2006/main" xmlns:w14="http://schemas.microsoft.com/office/word/2010/wordml" xmlns:w15="http://schemas.microsoft.com/office/word/2012/wordml" xmlns:w16cex="http://schemas.microsoft.com/office/word/2018/wordml/cex" xmlns:w16cid="http://schemas.microsoft.com/office/word/2016/wordml/cid" xmlns:w16="http://schemas.microsoft.com/office/word/2018/wordml" xmlns:w16sdtdh="http://schemas.microsoft.com/office/word/2020/wordml/sdtdatahash" xmlns:w16se="http://schemas.microsoft.com/office/word/2015/wordml/symex" xmlns:wpg="http://schemas.microsoft.com/office/word/2010/wordprocessingGroup" xmlns:wpi="http://schemas.microsoft.com/office/word/2010/wordprocessingInk" xmlns:wne="http://schemas.microsoft.com/office/word/2006/wordml" xmlns:wps="http://schemas.microsoft.com/office/word/2010/wordprocessingShape" mc:Ignorable="w14 w15 w16se w16cid w16 w16cex w16sdtdh wp14">
   <w:endnote w:type="separator" w:id="-1">
     <w:p>
       <w:pPr>
@@ -1726,7 +2438,7 @@
 </file>
 
 <file path=word/footnotes.xml><?xml version="1.0" encoding="utf-8"?>
-<w:footnotes xmlns:wpc="http://schemas.microsoft.com/office/word/2010/wordprocessingCanvas" xmlns:mc="http://schemas.openxmlformats.org/markup-compatibility/2006" xmlns:o="urn:schemas-microsoft-com:office:office" xmlns:r="http://schemas.openxmlformats.org/officeDocument/2006/relationships" xmlns:m="http://schemas.openxmlformats.org/officeDocument/2006/math" xmlns:v="urn:schemas-microsoft-com:vml" xmlns:wp14="http://schemas.microsoft.com/office/word/2010/wordprocessingDrawing" xmlns:wp="http://schemas.openxmlformats.org/drawingml/2006/wordprocessingDrawing" xmlns:w10="urn:schemas-microsoft-com:office:word" xmlns:w="http://schemas.openxmlformats.org/wordprocessingml/2006/main" xmlns:w14="http://schemas.microsoft.com/office/word/2010/wordml" xmlns:w15="http://schemas.microsoft.com/office/word/2012/wordml" xmlns:wpg="http://schemas.microsoft.com/office/word/2010/wordprocessingGroup" xmlns:wpi="http://schemas.microsoft.com/office/word/2010/wordprocessingInk" xmlns:wne="http://schemas.microsoft.com/office/word/2006/wordml" xmlns:wps="http://schemas.microsoft.com/office/word/2010/wordprocessingShape" mc:Ignorable="w14 w15 wp14">
+<w:footnotes xmlns:wpc="http://schemas.microsoft.com/office/word/2010/wordprocessingCanvas" xmlns:cx="http://schemas.microsoft.com/office/drawing/2014/chartex" xmlns:cx1="http://schemas.microsoft.com/office/drawing/2015/9/8/chartex" xmlns:cx2="http://schemas.microsoft.com/office/drawing/2015/10/21/chartex" xmlns:cx3="http://schemas.microsoft.com/office/drawing/2016/5/9/chartex" xmlns:cx4="http://schemas.microsoft.com/office/drawing/2016/5/10/chartex" xmlns:cx5="http://schemas.microsoft.com/office/drawing/2016/5/11/chartex" xmlns:cx6="http://schemas.microsoft.com/office/drawing/2016/5/12/chartex" xmlns:cx7="http://schemas.microsoft.com/office/drawing/2016/5/13/chartex" xmlns:cx8="http://schemas.microsoft.com/office/drawing/2016/5/14/chartex" xmlns:mc="http://schemas.openxmlformats.org/markup-compatibility/2006" xmlns:aink="http://schemas.microsoft.com/office/drawing/2016/ink" xmlns:am3d="http://schemas.microsoft.com/office/drawing/2017/model3d" xmlns:o="urn:schemas-microsoft-com:office:office" xmlns:oel="http://schemas.microsoft.com/office/2019/extlst" xmlns:r="http://schemas.openxmlformats.org/officeDocument/2006/relationships" xmlns:m="http://schemas.openxmlformats.org/officeDocument/2006/math" xmlns:v="urn:schemas-microsoft-com:vml" xmlns:wp14="http://schemas.microsoft.com/office/word/2010/wordprocessingDrawing" xmlns:wp="http://schemas.openxmlformats.org/drawingml/2006/wordprocessingDrawing" xmlns:w10="urn:schemas-microsoft-com:office:word" xmlns:w="http://schemas.openxmlformats.org/wordprocessingml/2006/main" xmlns:w14="http://schemas.microsoft.com/office/word/2010/wordml" xmlns:w15="http://schemas.microsoft.com/office/word/2012/wordml" xmlns:w16cex="http://schemas.microsoft.com/office/word/2018/wordml/cex" xmlns:w16cid="http://schemas.microsoft.com/office/word/2016/wordml/cid" xmlns:w16="http://schemas.microsoft.com/office/word/2018/wordml" xmlns:w16sdtdh="http://schemas.microsoft.com/office/word/2020/wordml/sdtdatahash" xmlns:w16se="http://schemas.microsoft.com/office/word/2015/wordml/symex" xmlns:wpg="http://schemas.microsoft.com/office/word/2010/wordprocessingGroup" xmlns:wpi="http://schemas.microsoft.com/office/word/2010/wordprocessingInk" xmlns:wne="http://schemas.microsoft.com/office/word/2006/wordml" xmlns:wps="http://schemas.microsoft.com/office/word/2010/wordprocessingShape" mc:Ignorable="w14 w15 w16se w16cid w16 w16cex w16sdtdh wp14">
   <w:footnote w:type="separator" w:id="-1">
     <w:p>
       <w:pPr>
@@ -1751,7 +2463,7 @@
 </file>
 
 <file path=word/styles.xml><?xml version="1.0" encoding="utf-8"?>
-<w:styles xmlns:mc="http://schemas.openxmlformats.org/markup-compatibility/2006" xmlns:r="http://schemas.openxmlformats.org/officeDocument/2006/relationships" xmlns:w="http://schemas.openxmlformats.org/wordprocessingml/2006/main" xmlns:w14="http://schemas.microsoft.com/office/word/2010/wordml" xmlns:w15="http://schemas.microsoft.com/office/word/2012/wordml" mc:Ignorable="w14 w15">
+<w:styles xmlns:mc="http://schemas.openxmlformats.org/markup-compatibility/2006" xmlns:r="http://schemas.openxmlformats.org/officeDocument/2006/relationships" xmlns:w="http://schemas.openxmlformats.org/wordprocessingml/2006/main" xmlns:w14="http://schemas.microsoft.com/office/word/2010/wordml" xmlns:w15="http://schemas.microsoft.com/office/word/2012/wordml" xmlns:w16cex="http://schemas.microsoft.com/office/word/2018/wordml/cex" xmlns:w16cid="http://schemas.microsoft.com/office/word/2016/wordml/cid" xmlns:w16="http://schemas.microsoft.com/office/word/2018/wordml" xmlns:w16sdtdh="http://schemas.microsoft.com/office/word/2020/wordml/sdtdatahash" xmlns:w16se="http://schemas.microsoft.com/office/word/2015/wordml/symex" mc:Ignorable="w14 w15 w16se w16cid w16 w16cex w16sdtdh">
   <w:docDefaults>
     <w:rPrDefault>
       <w:rPr>
@@ -1767,7 +2479,7 @@
       </w:pPr>
     </w:pPrDefault>
   </w:docDefaults>
-  <w:latentStyles w:defLockedState="0" w:defUIPriority="99" w:defSemiHidden="0" w:defUnhideWhenUsed="0" w:defQFormat="0" w:count="371">
+  <w:latentStyles w:defLockedState="0" w:defUIPriority="99" w:defSemiHidden="0" w:defUnhideWhenUsed="0" w:defQFormat="0" w:count="376">
     <w:lsdException w:name="Normal" w:uiPriority="0" w:qFormat="1"/>
     <w:lsdException w:name="heading 1" w:uiPriority="9" w:qFormat="1"/>
     <w:lsdException w:name="heading 2" w:semiHidden="1" w:uiPriority="9" w:unhideWhenUsed="1" w:qFormat="1"/>
@@ -2139,18 +2851,23 @@
     <w:lsdException w:name="List Table 5 Dark Accent 6" w:uiPriority="50"/>
     <w:lsdException w:name="List Table 6 Colorful Accent 6" w:uiPriority="51"/>
     <w:lsdException w:name="List Table 7 Colorful Accent 6" w:uiPriority="52"/>
+    <w:lsdException w:name="Mention" w:semiHidden="1" w:unhideWhenUsed="1"/>
+    <w:lsdException w:name="Smart Hyperlink" w:semiHidden="1" w:unhideWhenUsed="1"/>
+    <w:lsdException w:name="Hashtag" w:semiHidden="1" w:unhideWhenUsed="1"/>
+    <w:lsdException w:name="Unresolved Mention" w:semiHidden="1" w:unhideWhenUsed="1"/>
+    <w:lsdException w:name="Smart Link" w:semiHidden="1" w:unhideWhenUsed="1"/>
   </w:latentStyles>
-  <w:style w:type="paragraph" w:default="1" w:styleId="Normal">
+  <w:style w:type="paragraph" w:default="1" w:styleId="Binhthng">
     <w:name w:val="Normal"/>
     <w:qFormat/>
   </w:style>
-  <w:style w:type="character" w:default="1" w:styleId="DefaultParagraphFont">
+  <w:style w:type="character" w:default="1" w:styleId="Phngmcinhcuaoanvn">
     <w:name w:val="Default Paragraph Font"/>
     <w:uiPriority w:val="1"/>
     <w:semiHidden/>
     <w:unhideWhenUsed/>
   </w:style>
-  <w:style w:type="table" w:default="1" w:styleId="TableNormal">
+  <w:style w:type="table" w:default="1" w:styleId="BangThngthng">
     <w:name w:val="Normal Table"/>
     <w:uiPriority w:val="99"/>
     <w:semiHidden/>
@@ -2165,16 +2882,16 @@
       </w:tblCellMar>
     </w:tblPr>
   </w:style>
-  <w:style w:type="numbering" w:default="1" w:styleId="NoList">
+  <w:style w:type="numbering" w:default="1" w:styleId="Khngco">
     <w:name w:val="No List"/>
     <w:uiPriority w:val="99"/>
     <w:semiHidden/>
     <w:unhideWhenUsed/>
   </w:style>
-  <w:style w:type="paragraph" w:styleId="Header">
+  <w:style w:type="paragraph" w:styleId="utrang">
     <w:name w:val="header"/>
-    <w:basedOn w:val="Normal"/>
-    <w:link w:val="HeaderChar"/>
+    <w:basedOn w:val="Binhthng"/>
+    <w:link w:val="utrangChar"/>
     <w:uiPriority w:val="99"/>
     <w:unhideWhenUsed/>
     <w:rsid w:val="004635C1"/>
@@ -2186,17 +2903,17 @@
       <w:spacing w:after="0" w:line="240" w:lineRule="auto"/>
     </w:pPr>
   </w:style>
-  <w:style w:type="character" w:customStyle="1" w:styleId="HeaderChar">
-    <w:name w:val="Header Char"/>
-    <w:basedOn w:val="DefaultParagraphFont"/>
-    <w:link w:val="Header"/>
+  <w:style w:type="character" w:customStyle="1" w:styleId="utrangChar">
+    <w:name w:val="Đầu trang Char"/>
+    <w:basedOn w:val="Phngmcinhcuaoanvn"/>
+    <w:link w:val="utrang"/>
     <w:uiPriority w:val="99"/>
     <w:rsid w:val="004635C1"/>
   </w:style>
-  <w:style w:type="paragraph" w:styleId="Footer">
+  <w:style w:type="paragraph" w:styleId="Chntrang">
     <w:name w:val="footer"/>
-    <w:basedOn w:val="Normal"/>
-    <w:link w:val="FooterChar"/>
+    <w:basedOn w:val="Binhthng"/>
+    <w:link w:val="ChntrangChar"/>
     <w:uiPriority w:val="99"/>
     <w:unhideWhenUsed/>
     <w:rsid w:val="004635C1"/>
@@ -2208,10 +2925,10 @@
       <w:spacing w:after="0" w:line="240" w:lineRule="auto"/>
     </w:pPr>
   </w:style>
-  <w:style w:type="character" w:customStyle="1" w:styleId="FooterChar">
-    <w:name w:val="Footer Char"/>
-    <w:basedOn w:val="DefaultParagraphFont"/>
-    <w:link w:val="Footer"/>
+  <w:style w:type="character" w:customStyle="1" w:styleId="ChntrangChar">
+    <w:name w:val="Chân trang Char"/>
+    <w:basedOn w:val="Phngmcinhcuaoanvn"/>
+    <w:link w:val="Chntrang"/>
     <w:uiPriority w:val="99"/>
     <w:rsid w:val="004635C1"/>
   </w:style>
